--- a/tests/fixtures/tables/wrong_T_4_font_size.docx
+++ b/tests/fixtures/tables/wrong_T_4_font_size.docx
@@ -1719,8 +1719,14 @@
           <w:p>
             <w:pPr>
               <w:jc w:val="center"/>
+              <w:rPr>
+                <w:szCs w:val="28"/>
+              </w:rPr>
             </w:pPr>
             <w:r>
+              <w:rPr>
+                <w:szCs w:val="28"/>
+              </w:rPr>
               <w:t>№</w:t>
             </w:r>
           </w:p>
@@ -1733,8 +1739,14 @@
           <w:p>
             <w:pPr>
               <w:jc w:val="center"/>
+              <w:rPr>
+                <w:szCs w:val="28"/>
+              </w:rPr>
             </w:pPr>
             <w:r>
+              <w:rPr>
+                <w:szCs w:val="28"/>
+              </w:rPr>
               <w:t>Показатель</w:t>
             </w:r>
           </w:p>
@@ -1747,8 +1759,14 @@
           <w:p>
             <w:pPr>
               <w:jc w:val="center"/>
+              <w:rPr>
+                <w:szCs w:val="28"/>
+              </w:rPr>
             </w:pPr>
             <w:r>
+              <w:rPr>
+                <w:szCs w:val="28"/>
+              </w:rPr>
               <w:t>Значение</w:t>
             </w:r>
           </w:p>
@@ -1761,8 +1779,14 @@
           <w:p>
             <w:pPr>
               <w:jc w:val="center"/>
+              <w:rPr>
+                <w:szCs w:val="28"/>
+              </w:rPr>
             </w:pPr>
             <w:r>
+              <w:rPr>
+                <w:szCs w:val="28"/>
+              </w:rPr>
               <w:t>Отклонение</w:t>
             </w:r>
           </w:p>
@@ -1780,8 +1804,14 @@
           <w:p>
             <w:pPr>
               <w:jc w:val="center"/>
+              <w:rPr>
+                <w:szCs w:val="28"/>
+              </w:rPr>
             </w:pPr>
             <w:r>
+              <w:rPr>
+                <w:szCs w:val="28"/>
+              </w:rPr>
               <w:t>1</w:t>
             </w:r>
           </w:p>
@@ -1794,8 +1824,14 @@
           <w:p>
             <w:pPr>
               <w:jc w:val="center"/>
+              <w:rPr>
+                <w:szCs w:val="28"/>
+              </w:rPr>
             </w:pPr>
             <w:r>
+              <w:rPr>
+                <w:szCs w:val="28"/>
+              </w:rPr>
               <w:t>Уровень тревожности (баллы)</w:t>
             </w:r>
           </w:p>
@@ -1808,8 +1844,14 @@
           <w:p>
             <w:pPr>
               <w:jc w:val="center"/>
+              <w:rPr>
+                <w:szCs w:val="28"/>
+              </w:rPr>
             </w:pPr>
             <w:r>
+              <w:rPr>
+                <w:szCs w:val="28"/>
+              </w:rPr>
               <w:t>25,3</w:t>
             </w:r>
           </w:p>
@@ -1822,8 +1864,14 @@
           <w:p>
             <w:pPr>
               <w:jc w:val="center"/>
+              <w:rPr>
+                <w:szCs w:val="28"/>
+              </w:rPr>
             </w:pPr>
             <w:r>
+              <w:rPr>
+                <w:szCs w:val="28"/>
+              </w:rPr>
               <w:t>+2,1</w:t>
             </w:r>
           </w:p>
@@ -1841,8 +1889,14 @@
           <w:p>
             <w:pPr>
               <w:jc w:val="center"/>
+              <w:rPr>
+                <w:szCs w:val="28"/>
+              </w:rPr>
             </w:pPr>
             <w:r>
+              <w:rPr>
+                <w:szCs w:val="28"/>
+              </w:rPr>
               <w:t>2</w:t>
             </w:r>
           </w:p>
@@ -1855,8 +1909,14 @@
           <w:p>
             <w:pPr>
               <w:jc w:val="center"/>
+              <w:rPr>
+                <w:szCs w:val="28"/>
+              </w:rPr>
             </w:pPr>
             <w:r>
+              <w:rPr>
+                <w:szCs w:val="28"/>
+              </w:rPr>
               <w:t>Самооценка (баллы)</w:t>
             </w:r>
           </w:p>
@@ -1869,8 +1929,14 @@
           <w:p>
             <w:pPr>
               <w:jc w:val="center"/>
+              <w:rPr>
+                <w:szCs w:val="28"/>
+              </w:rPr>
             </w:pPr>
             <w:r>
+              <w:rPr>
+                <w:szCs w:val="28"/>
+              </w:rPr>
               <w:t>68,5</w:t>
             </w:r>
           </w:p>
@@ -1883,8 +1949,14 @@
           <w:p>
             <w:pPr>
               <w:jc w:val="center"/>
+              <w:rPr>
+                <w:szCs w:val="28"/>
+              </w:rPr>
             </w:pPr>
             <w:r>
+              <w:rPr>
+                <w:szCs w:val="28"/>
+              </w:rPr>
               <w:t>-3,2</w:t>
             </w:r>
           </w:p>
@@ -1902,8 +1974,14 @@
           <w:p>
             <w:pPr>
               <w:jc w:val="center"/>
+              <w:rPr>
+                <w:szCs w:val="28"/>
+              </w:rPr>
             </w:pPr>
             <w:r>
+              <w:rPr>
+                <w:szCs w:val="28"/>
+              </w:rPr>
               <w:lastRenderedPageBreak/>
               <w:t>3</w:t>
             </w:r>
@@ -1917,8 +1995,14 @@
           <w:p>
             <w:pPr>
               <w:jc w:val="center"/>
+              <w:rPr>
+                <w:szCs w:val="28"/>
+              </w:rPr>
             </w:pPr>
             <w:r>
+              <w:rPr>
+                <w:szCs w:val="28"/>
+              </w:rPr>
               <w:t>Мотивация достижения</w:t>
             </w:r>
           </w:p>
@@ -1931,8 +2015,14 @@
           <w:p>
             <w:pPr>
               <w:jc w:val="center"/>
+              <w:rPr>
+                <w:szCs w:val="28"/>
+              </w:rPr>
             </w:pPr>
             <w:r>
+              <w:rPr>
+                <w:szCs w:val="28"/>
+              </w:rPr>
               <w:t>42,7</w:t>
             </w:r>
           </w:p>
@@ -1945,8 +2035,14 @@
           <w:p>
             <w:pPr>
               <w:jc w:val="center"/>
+              <w:rPr>
+                <w:szCs w:val="28"/>
+              </w:rPr>
             </w:pPr>
             <w:r>
+              <w:rPr>
+                <w:szCs w:val="28"/>
+              </w:rPr>
               <w:t>+1,8</w:t>
             </w:r>
           </w:p>
@@ -1964,8 +2060,14 @@
           <w:p>
             <w:pPr>
               <w:jc w:val="center"/>
+              <w:rPr>
+                <w:szCs w:val="28"/>
+              </w:rPr>
             </w:pPr>
             <w:r>
+              <w:rPr>
+                <w:szCs w:val="28"/>
+              </w:rPr>
               <w:t>4</w:t>
             </w:r>
           </w:p>
@@ -1978,8 +2080,14 @@
           <w:p>
             <w:pPr>
               <w:jc w:val="center"/>
+              <w:rPr>
+                <w:szCs w:val="28"/>
+              </w:rPr>
             </w:pPr>
             <w:r>
+              <w:rPr>
+                <w:szCs w:val="28"/>
+              </w:rPr>
               <w:t>Стрессоустойчивость</w:t>
             </w:r>
           </w:p>
@@ -1992,8 +2100,14 @@
           <w:p>
             <w:pPr>
               <w:jc w:val="center"/>
+              <w:rPr>
+                <w:szCs w:val="28"/>
+              </w:rPr>
             </w:pPr>
             <w:r>
+              <w:rPr>
+                <w:szCs w:val="28"/>
+              </w:rPr>
               <w:t>73,2</w:t>
             </w:r>
           </w:p>
@@ -2006,8 +2120,14 @@
           <w:p>
             <w:pPr>
               <w:jc w:val="center"/>
+              <w:rPr>
+                <w:szCs w:val="28"/>
+              </w:rPr>
             </w:pPr>
             <w:r>
+              <w:rPr>
+                <w:szCs w:val="28"/>
+              </w:rPr>
               <w:t>+5,4</w:t>
             </w:r>
           </w:p>
@@ -2025,8 +2145,14 @@
           <w:p>
             <w:pPr>
               <w:jc w:val="center"/>
+              <w:rPr>
+                <w:szCs w:val="28"/>
+              </w:rPr>
             </w:pPr>
             <w:r>
+              <w:rPr>
+                <w:szCs w:val="28"/>
+              </w:rPr>
               <w:t>5</w:t>
             </w:r>
           </w:p>
@@ -2039,8 +2165,14 @@
           <w:p>
             <w:pPr>
               <w:jc w:val="center"/>
+              <w:rPr>
+                <w:szCs w:val="28"/>
+              </w:rPr>
             </w:pPr>
             <w:r>
+              <w:rPr>
+                <w:szCs w:val="28"/>
+              </w:rPr>
               <w:t>Социальная адаптация</w:t>
             </w:r>
           </w:p>
@@ -2053,8 +2185,14 @@
           <w:p>
             <w:pPr>
               <w:jc w:val="center"/>
+              <w:rPr>
+                <w:szCs w:val="28"/>
+              </w:rPr>
             </w:pPr>
             <w:r>
+              <w:rPr>
+                <w:szCs w:val="28"/>
+              </w:rPr>
               <w:t>58,9</w:t>
             </w:r>
           </w:p>
@@ -2067,8 +2205,14 @@
           <w:p>
             <w:pPr>
               <w:jc w:val="center"/>
+              <w:rPr>
+                <w:szCs w:val="28"/>
+              </w:rPr>
             </w:pPr>
             <w:r>
+              <w:rPr>
+                <w:szCs w:val="28"/>
+              </w:rPr>
               <w:t>-0,7</w:t>
             </w:r>
           </w:p>
@@ -2087,7 +2231,13 @@
       </w:r>
     </w:p>
     <w:p/>
-    <w:p/>
+    <w:p>
+      <w:pPr>
+        <w:rPr>
+          <w:lang w:val="en-US"/>
+        </w:rPr>
+      </w:pPr>
+    </w:p>
     <w:p>
       <w:pPr>
         <w:pStyle w:val="2"/>
